--- a/ROTEIROS-MAMAN/LOTE-01-10-ROTEIROS-EXPANSION.docx
+++ b/ROTEIROS-MAMAN/LOTE-01-10-ROTEIROS-EXPANSION.docx
@@ -985,7 +985,7 @@
           <w:sz w:val="32"/>
           <w:szCs w:val="32"/>
         </w:rPr>
-        <w:t xml:space="preserve">R02 · O MANIFESTO — QUEM TRABALHOU FOI VOCÊ</w:t>
+        <w:t xml:space="preserve">R02 · O MANIFESTO — APARECER NÃO É VENDER</w:t>
       </w:r>
     </w:p>
     <w:p>
@@ -1002,7 +1002,7 @@
           <w:sz w:val="18"/>
           <w:szCs w:val="18"/>
         </w:rPr>
-        <w:t xml:space="preserve">Post fixado · T1/T5   ·   Objetivo: Posicionamento + conversão   ·   Duração: ~70s   ·   CTA: VISITA</w:t>
+        <w:t xml:space="preserve">Post fixado · T1/T5   ·   Objetivo: Posicionamento + conversão   ·   Duração: ~72s   ·   CTA: MÉTODO</w:t>
       </w:r>
     </w:p>
     <w:tbl>
@@ -1152,7 +1152,7 @@
                 <w:sz w:val="19"/>
                 <w:szCs w:val="19"/>
               </w:rPr>
-              <w:t xml:space="preserve">Te mandaram o roteiro pelo WhatsApp e pediram pra você gravar. Então quem trabalhou ali… foi você. E era pra ser o contrário.</w:t>
+              <w:t xml:space="preserve">A sua loja não precisa aparecer mais. Ela precisa vender mais. E isso… não é a mesma coisa.</w:t>
             </w:r>
           </w:p>
         </w:tc>
@@ -1204,7 +1204,7 @@
                 <w:sz w:val="17"/>
                 <w:szCs w:val="17"/>
               </w:rPr>
-              <w:t xml:space="preserve">7–17s</w:t>
+              <w:t xml:space="preserve">7–20s</w:t>
             </w:r>
           </w:p>
         </w:tc>
@@ -1229,7 +1229,7 @@
                 <w:sz w:val="19"/>
                 <w:szCs w:val="19"/>
               </w:rPr>
-              <w:t xml:space="preserve">A cena é sempre a mesma: sexta chega a lista. “Grava esses três e sobe no Drive.” Você fecha a loja, janta… e às dez da noite tá de celular na mão, gravando sozinha.</w:t>
+              <w:t xml:space="preserve">O pacote que vendem por aí para no post: conteúdo bonito, número de visualização, print de alcance. Aí a cliente chama no direct, pergunta o preço… e dali pra frente o problema volta a ser seu.</w:t>
             </w:r>
           </w:p>
         </w:tc>
@@ -1254,7 +1254,7 @@
                 <w:sz w:val="16"/>
                 <w:szCs w:val="16"/>
               </w:rPr>
-              <w:t xml:space="preserve">B-roll: print de WhatsApp genérico (encenado), celular apoiado na arara à noite.</w:t>
+              <w:t xml:space="preserve">B-roll: feed bonito → notificação chegando → silêncio. Regra de tom: o alvo é o MODELO que para no post, nunca a lojista.</w:t>
             </w:r>
           </w:p>
         </w:tc>
@@ -1281,7 +1281,7 @@
                 <w:sz w:val="17"/>
                 <w:szCs w:val="17"/>
               </w:rPr>
-              <w:t xml:space="preserve">17–30s</w:t>
+              <w:t xml:space="preserve">20–38s</w:t>
             </w:r>
           </w:p>
         </w:tc>
@@ -1306,7 +1306,7 @@
                 <w:sz w:val="19"/>
                 <w:szCs w:val="19"/>
               </w:rPr>
-              <w:t xml:space="preserve">Esse é o modelo de quase toda assessoria: trabalhar de longe. O post até sai bonito. Mas quem parou de vender pra filmar foi você. A peça é sua, a loja é sua… e o trabalho ficou sendo seu também.</w:t>
+              <w:t xml:space="preserve">Porque venda de loja não nasce do post. Nasce de um caminho: a cliente certa te descobre, chega na conversa, compra… e volta. Se uma ponta desse caminho tá solta, o resto vira enfeite.</w:t>
             </w:r>
           </w:p>
         </w:tc>
@@ -1331,7 +1331,7 @@
                 <w:sz w:val="16"/>
                 <w:szCs w:val="16"/>
               </w:rPr>
-              <w:t xml:space="preserve">B-roll: rotina da loja. Regra de tom: o alvo é o MODELO, nunca a lojista.</w:t>
+              <w:t xml:space="preserve">Cartela com o caminho em 4 paradas: DESCOBRE → CONVERSA → COMPRA → VOLTA.</w:t>
             </w:r>
           </w:p>
         </w:tc>
@@ -1358,7 +1358,7 @@
                 <w:sz w:val="17"/>
                 <w:szCs w:val="17"/>
               </w:rPr>
-              <w:t xml:space="preserve">30–48s</w:t>
+              <w:t xml:space="preserve">38–52s</w:t>
             </w:r>
           </w:p>
         </w:tc>
@@ -1383,7 +1383,7 @@
                 <w:sz w:val="19"/>
                 <w:szCs w:val="19"/>
               </w:rPr>
-              <w:t xml:space="preserve">A gente faz o contrário: marca o dia e vai até a sua loja. Você separa as araras de manhã, dá vinte minutos de fala — porque de roupa quem entende é você — e volta pro balcão. A câmera é problema nosso.</w:t>
+              <w:t xml:space="preserve">Por isso o nosso trabalho é o caminho inteiro: atrair a cliente certa E cuidar da conversão. Tem plano com a nossa equipe gravando dentro da loja, tem plano que roda sem câmera nenhuma. O método é o mesmo.</w:t>
             </w:r>
           </w:p>
         </w:tc>
@@ -1408,7 +1408,7 @@
                 <w:sz w:val="16"/>
                 <w:szCs w:val="16"/>
               </w:rPr>
-              <w:t xml:space="preserve">Bastidor REAL de dia de gravação: equipe chegando, luz, araras. Prova nível 1.</w:t>
+              <w:t xml:space="preserve">Bastidor + tela de estratégia. Videomaker citado como recurso de plano, NUNCA como a bandeira.</w:t>
             </w:r>
           </w:p>
         </w:tc>
@@ -1435,7 +1435,7 @@
                 <w:sz w:val="17"/>
                 <w:szCs w:val="17"/>
               </w:rPr>
-              <w:t xml:space="preserve">48–58s</w:t>
+              <w:t xml:space="preserve">52–62s</w:t>
             </w:r>
           </w:p>
         </w:tc>
@@ -1460,7 +1460,7 @@
                 <w:sz w:val="19"/>
                 <w:szCs w:val="19"/>
               </w:rPr>
-              <w:t xml:space="preserve">E do mesmo dia saem as três coisas: o feed, os stories e o anúncio. Toda coleção que entra na sua loja sai de lá gravada. Em dia marcado. Sem você parar de atender.</w:t>
+              <w:t xml:space="preserve">E a gente não promete milagre. Promete método — com relatório toda segunda, inclusive do que não funcionou.</w:t>
             </w:r>
           </w:p>
         </w:tc>
@@ -1485,7 +1485,7 @@
                 <w:sz w:val="16"/>
                 <w:szCs w:val="16"/>
               </w:rPr>
-              <w:t xml:space="preserve">Cartela: “1 diária → feed + story + anúncio”. NÃO prometer prazo de publicação.</w:t>
+              <w:t xml:space="preserve">Cartela: “método + relatório de segunda”. Anti-milagre mantido.</w:t>
             </w:r>
           </w:p>
         </w:tc>
@@ -1512,7 +1512,7 @@
                 <w:sz w:val="17"/>
                 <w:szCs w:val="17"/>
               </w:rPr>
-              <w:t xml:space="preserve">58–70s</w:t>
+              <w:t xml:space="preserve">62–72s</w:t>
             </w:r>
           </w:p>
         </w:tc>
@@ -1537,7 +1537,7 @@
                 <w:sz w:val="19"/>
                 <w:szCs w:val="19"/>
               </w:rPr>
-              <w:t xml:space="preserve">Se a sua loja é de roupa feminina e tá na Grande São Paulo: comenta VISITA que a gente te explica como funciona o dia de gravação na sua loja.</w:t>
+              <w:t xml:space="preserve">Se você tem loja de roupa feminina: comenta MÉTODO que a gente te mostra o caminho da sua loja — da atenção até o caixa.</w:t>
             </w:r>
           </w:p>
         </w:tc>
@@ -1562,7 +1562,7 @@
                 <w:sz w:val="16"/>
                 <w:szCs w:val="16"/>
               </w:rPr>
-              <w:t xml:space="preserve">Cartela final: VISITA. Filtro de ICP dito em voz alta.</w:t>
+              <w:t xml:space="preserve">Cartela final: MÉTODO. (Raio geográfico fora da fala até definição do Nicolas.)</w:t>
             </w:r>
           </w:p>
         </w:tc>
@@ -1582,7 +1582,7 @@
           <w:sz w:val="19"/>
           <w:szCs w:val="19"/>
         </w:rPr>
-        <w:t xml:space="preserve">CAPA: GRAVAR A COLEÇÃO NÃO ERA PRA SER TRABALHO SEU</w:t>
+        <w:t xml:space="preserve">CAPA: APARECER MAIS NÃO É VENDER MAIS</w:t>
       </w:r>
     </w:p>
     <w:p>
@@ -1599,7 +1599,7 @@
           <w:sz w:val="18"/>
           <w:szCs w:val="18"/>
         </w:rPr>
-        <w:t xml:space="preserve">LEGENDA: Quem grava a coleção da sua loja hoje — você, depois de fechar? Assessoria de moda não se faz por WhatsApp. Se faz dentro da loja. Comenta VISITA que a gente te explica como funciona o dia de gravação.</w:t>
+        <w:t xml:space="preserve">LEGENDA: Sua loja aparece… e o caixa não acompanha? O problema quase nunca é o post — é o caminho depois dele. Comenta MÉTODO que a gente te mostra o caminho da sua loja, da atenção até o caixa.</w:t>
       </w:r>
     </w:p>
     <w:p>
@@ -2173,7 +2173,7 @@
                 <w:sz w:val="19"/>
                 <w:szCs w:val="19"/>
               </w:rPr>
-              <w:t xml:space="preserve">A gente resolve isso de um jeito só: indo até a loja. A coleção vira imagem enquanto é novidade — gravada lá dentro, com você. Comenta ETIQUETA que a gente te mostra como funciona.</w:t>
+              <w:t xml:space="preserve">É isso que o método resolve: a peça vira imagem e oferta enquanto é novidade — parte do caminho que vai da atenção até o caixa. Comenta ETIQUETA que a gente te mostra o caminho da peça até a venda.</w:t>
             </w:r>
           </w:p>
         </w:tc>
@@ -2198,7 +2198,7 @@
                 <w:sz w:val="16"/>
                 <w:szCs w:val="16"/>
               </w:rPr>
-              <w:t xml:space="preserve">Bastidor real de gravação. Cartela final: ETIQUETA.</w:t>
+              <w:t xml:space="preserve">Peça publicada + conversa chegando + venda. Cartela final: ETIQUETA.</w:t>
             </w:r>
           </w:p>
         </w:tc>
@@ -2658,7 +2658,7 @@
                 <w:sz w:val="19"/>
                 <w:szCs w:val="19"/>
               </w:rPr>
-              <w:t xml:space="preserve">Então quando alguém te diz que anúncio não funciona pra loja de roupa… desconfia. Na maioria das vezes o anúncio funcionou. O que faltou foi braço no balcão digital — alguém cuidando da conversa que chega.</w:t>
+              <w:t xml:space="preserve">Então quando alguém te diz que anúncio não funciona pra loja de roupa… desconfia. Na maioria das vezes o anúncio funcionou. O que faltou foi a segunda metade do caminho: alguém cuidando da conversa que chega. Atração sem conversão é balde furado.</w:t>
             </w:r>
           </w:p>
         </w:tc>
@@ -2683,7 +2683,7 @@
                 <w:sz w:val="16"/>
                 <w:szCs w:val="16"/>
               </w:rPr>
-              <w:t xml:space="preserve">FASE 2 SÓ COMO DIAGNÓSTICO: descrever o vazamento, NÃO vender solução, NÃO dar manual.</w:t>
+              <w:t xml:space="preserve">Descrever o vazamento e o custo — sem prometer SLA nem entregar manual.</w:t>
             </w:r>
           </w:p>
         </w:tc>
@@ -2973,7 +2973,7 @@
           <w:sz w:val="32"/>
           <w:szCs w:val="32"/>
         </w:rPr>
-        <w:t xml:space="preserve">R05 · O DIA DE LOJA — COMO FUNCIONA</w:t>
+        <w:t xml:space="preserve">R05 · O CAMINHO — COMO O MÉTODO FUNCIONA</w:t>
       </w:r>
     </w:p>
     <w:p>
@@ -2990,7 +2990,7 @@
           <w:sz w:val="18"/>
           <w:szCs w:val="18"/>
         </w:rPr>
-        <w:t xml:space="preserve">T1 · DIA DE LOJA   ·   Objetivo: Aquisição + prova   ·   Duração: ~85s   ·   CTA: AGENDA</w:t>
+        <w:t xml:space="preserve">T1/T3 · método   ·   Objetivo: Aquisição + conversão   ·   Duração: ~88s   ·   CTA: CAMINHO</w:t>
       </w:r>
     </w:p>
     <w:tbl>
@@ -3140,7 +3140,7 @@
                 <w:sz w:val="19"/>
                 <w:szCs w:val="19"/>
               </w:rPr>
-              <w:t xml:space="preserve">Você fecha a loja às sete. Chega em casa, janta, resolve a vida. E às dez da noite… tá de celular na mão, gravando a coleção. De novo.</w:t>
+              <w:t xml:space="preserve">Tem loja postando todo santo dia… com o caixa parado. E tem loja postando três vezes por semana… vendendo todo dia. A diferença não tá na frequência.</w:t>
             </w:r>
           </w:p>
         </w:tc>
@@ -3165,7 +3165,7 @@
                 <w:sz w:val="16"/>
                 <w:szCs w:val="16"/>
               </w:rPr>
-              <w:t xml:space="preserve">Encenação noturna: celular apoiado, luz ruim. Legenda queimada.</w:t>
+              <w:t xml:space="preserve">Direto na câmera. Cartela: “todo dia × 3×/semana”.</w:t>
             </w:r>
           </w:p>
         </w:tc>
@@ -3192,7 +3192,7 @@
                 <w:sz w:val="17"/>
                 <w:szCs w:val="17"/>
               </w:rPr>
-              <w:t xml:space="preserve">8–16s</w:t>
+              <w:t xml:space="preserve">8–20s</w:t>
             </w:r>
           </w:p>
         </w:tc>
@@ -3217,7 +3217,7 @@
                 <w:sz w:val="19"/>
                 <w:szCs w:val="19"/>
               </w:rPr>
-              <w:t xml:space="preserve">Isso não é desorganização sua. É o modelo que te venderam: a assessoria fica com a parte de longe… e você fica com o trabalho.</w:t>
+              <w:t xml:space="preserve">Tá no caminho. Post sozinho é vitrine acesa com porta emperrada: a cliente olha, chama… e a venda trava na conversa, na demora, no esquecimento.</w:t>
             </w:r>
           </w:p>
         </w:tc>
@@ -3242,7 +3242,7 @@
                 <w:sz w:val="16"/>
                 <w:szCs w:val="16"/>
               </w:rPr>
-              <w:t xml:space="preserve">Regra de tom: culpa no modelo. Corte seco.</w:t>
+              <w:t xml:space="preserve">B-roll: vitrine linda → mensagem sem resposta. Culpa no modelo, nunca nela.</w:t>
             </w:r>
           </w:p>
         </w:tc>
@@ -3269,7 +3269,7 @@
                 <w:sz w:val="17"/>
                 <w:szCs w:val="17"/>
               </w:rPr>
-              <w:t xml:space="preserve">16–45s</w:t>
+              <w:t xml:space="preserve">20–48s</w:t>
             </w:r>
           </w:p>
         </w:tc>
@@ -3294,7 +3294,7 @@
                 <w:sz w:val="19"/>
                 <w:szCs w:val="19"/>
               </w:rPr>
-              <w:t xml:space="preserve">O dia de loja funciona assim: a gente chega de manhã com equipe e luz. As araras você separou na véspera — dez minutos. Você dá vinte minutos de fala sobre as peças, porque de roupa quem entende é você. E volta pro balcão. A gente passa o dia filmando: caimento, detalhe, provador, a loja viva.</w:t>
+              <w:t xml:space="preserve">O método cuida das quatro paradas. Um: a cliente CERTA te descobre — conteúdo e anúncio pra quem compra, não pra quem só curte. Dois: a conversa — quem chama encontra um caminho de resposta pensado pra vender, não pra enrolar. Três: o caixa — oferta certa, na peça certa, sem depender de liquidação. Quatro: a volta — quem comprou é lembrada na próxima coleção.</w:t>
             </w:r>
           </w:p>
         </w:tc>
@@ -3319,7 +3319,7 @@
                 <w:sz w:val="16"/>
                 <w:szCs w:val="16"/>
               </w:rPr>
-              <w:t xml:space="preserve">BASTIDOR REAL: chegada, montagem, a dona sendo dirigida, a loja atendendo em paralelo. É a prova nível 1 do posicionamento.</w:t>
+              <w:t xml:space="preserve">Cartela acumulando as 4 paradas: DESCOBRE → CONVERSA → COMPRA → VOLTA. Uma a uma, no ritmo da fala.</w:t>
             </w:r>
           </w:p>
         </w:tc>
@@ -3346,7 +3346,7 @@
                 <w:sz w:val="17"/>
                 <w:szCs w:val="17"/>
               </w:rPr>
-              <w:t xml:space="preserve">45–60s</w:t>
+              <w:t xml:space="preserve">48–62s</w:t>
             </w:r>
           </w:p>
         </w:tc>
@@ -3371,7 +3371,7 @@
                 <w:sz w:val="19"/>
                 <w:szCs w:val="19"/>
               </w:rPr>
-              <w:t xml:space="preserve">Do mesmo dia saem as três coisas: feed, stories e o criativo do anúncio. Uma diária, três frentes. E a peça aparece do jeito que a cliente decide comprar: em movimento, no corpo.</w:t>
+              <w:t xml:space="preserve">Isso é estratégia, não mágica: cada parada tem um número. E o número aparece no relatório de segunda-feira — o que funcionou e o que não funcionou.</w:t>
             </w:r>
           </w:p>
         </w:tc>
@@ -3396,7 +3396,7 @@
                 <w:sz w:val="16"/>
                 <w:szCs w:val="16"/>
               </w:rPr>
-              <w:t xml:space="preserve">Resultado publicado lado a lado com o bruto. NÃO prometer prazo de publicação.</w:t>
+              <w:t xml:space="preserve">Cartela: “relatório de segunda”. Anti-milagre. NÃO prometer prazo/SLA.</w:t>
             </w:r>
           </w:p>
         </w:tc>
@@ -3423,7 +3423,7 @@
                 <w:sz w:val="17"/>
                 <w:szCs w:val="17"/>
               </w:rPr>
-              <w:t xml:space="preserve">60–72s</w:t>
+              <w:t xml:space="preserve">62–74s</w:t>
             </w:r>
           </w:p>
         </w:tc>
@@ -3448,7 +3448,7 @@
                 <w:sz w:val="19"/>
                 <w:szCs w:val="19"/>
               </w:rPr>
-              <w:t xml:space="preserve">Isso aqui não é promessa de vídeo de venda. É o que os nossos bastidores mostram acontecendo, semana sim, semana sim.</w:t>
+              <w:t xml:space="preserve">Tem plano com dia de gravação dentro da loja. Tem plano sem câmera nenhuma. O que nunca muda é o caminho completo — porque atração sem conversão é conta que não fecha.</w:t>
             </w:r>
           </w:p>
         </w:tc>
@@ -3473,7 +3473,7 @@
                 <w:sz w:val="16"/>
                 <w:szCs w:val="16"/>
               </w:rPr>
-              <w:t xml:space="preserve">Sequência rápida de vários dias de loja diferentes (material real existente).</w:t>
+              <w:t xml:space="preserve">Bastidor real como EXEMPLO de recurso de plano (não como bandeira).</w:t>
             </w:r>
           </w:p>
         </w:tc>
@@ -3500,7 +3500,7 @@
                 <w:sz w:val="17"/>
                 <w:szCs w:val="17"/>
               </w:rPr>
-              <w:t xml:space="preserve">72–85s</w:t>
+              <w:t xml:space="preserve">74–88s</w:t>
             </w:r>
           </w:p>
         </w:tc>
@@ -3525,7 +3525,7 @@
                 <w:sz w:val="19"/>
                 <w:szCs w:val="19"/>
               </w:rPr>
-              <w:t xml:space="preserve">Loja de roupa feminina, Grande São Paulo: comenta AGENDA que a gente te mostra como marcar o seu dia de gravação.</w:t>
+              <w:t xml:space="preserve">Comenta CAMINHO que a gente desenha o da sua loja: onde a venda tá escapando hoje… e o que arrumar primeiro.</w:t>
             </w:r>
           </w:p>
         </w:tc>
@@ -3550,7 +3550,7 @@
                 <w:sz w:val="16"/>
                 <w:szCs w:val="16"/>
               </w:rPr>
-              <w:t xml:space="preserve">Cartela final: AGENDA. Filtro de ICP em voz alta.</w:t>
+              <w:t xml:space="preserve">Cartela final: CAMINHO.</w:t>
             </w:r>
           </w:p>
         </w:tc>
@@ -3570,7 +3570,7 @@
           <w:sz w:val="19"/>
           <w:szCs w:val="19"/>
         </w:rPr>
-        <w:t xml:space="preserve">CAPA: VOCÊ SEPARA AS ARARAS. A GENTE FAZ O RESTO.</w:t>
+        <w:t xml:space="preserve">CAPA: POST NÃO É VENDA. VENDA É CAMINHO.</w:t>
       </w:r>
     </w:p>
     <w:p>
@@ -3587,7 +3587,7 @@
           <w:sz w:val="18"/>
           <w:szCs w:val="18"/>
         </w:rPr>
-        <w:t xml:space="preserve">LEGENDA: O dia de gravação dentro da loja, do início ao fim: você separa as araras de manhã, dá vinte minutos de fala e volta a atender. Comenta AGENDA que a gente te mostra como marcar o seu.</w:t>
+        <w:t xml:space="preserve">LEGENDA: Tem loja postando todo dia com o caixa parado — e loja postando 3× por semana vendendo todo dia. A diferença é o caminho. Comenta CAMINHO que a gente desenha o da sua loja: onde a venda tá escapando e o que fazer primeiro.</w:t>
       </w:r>
     </w:p>
     <w:p>
@@ -4084,7 +4084,7 @@
                 <w:sz w:val="19"/>
                 <w:szCs w:val="19"/>
               </w:rPr>
-              <w:t xml:space="preserve">O jeito de vencer a janela é um só: tratar chegada de coleção como evento com data. A peça vira imagem enquanto é novidade — e é por isso que a gente grava dentro da loja, no ritmo da coleção.</w:t>
+              <w:t xml:space="preserve">O jeito de vencer a janela é tratar chegada de coleção como evento com data: a peça vira imagem e oferta enquanto é novidade, a cliente fiel é avisada primeiro, e a conversa que chega encontra resposta. Novidade virando venda — não só post.</w:t>
             </w:r>
           </w:p>
         </w:tc>
@@ -4109,7 +4109,7 @@
                 <w:sz w:val="16"/>
                 <w:szCs w:val="16"/>
               </w:rPr>
-              <w:t xml:space="preserve">Bastidor de gravação + peça publicada. Ponte do território DENTRO.</w:t>
+              <w:t xml:space="preserve">Peça publicada + oferta + conversa. Ponte do MÉTODO (atração → conversão).</w:t>
             </w:r>
           </w:p>
         </w:tc>
@@ -4161,7 +4161,7 @@
                 <w:sz w:val="19"/>
                 <w:szCs w:val="19"/>
               </w:rPr>
-              <w:t xml:space="preserve">Comenta COLEÇÃO que a gente te explica como a estreia da sua próxima coleção vira campanha.</w:t>
+              <w:t xml:space="preserve">Comenta COLEÇÃO que a gente te explica como a estreia da sua próxima coleção vira campanha que vende.</w:t>
             </w:r>
           </w:p>
         </w:tc>
@@ -4797,7 +4797,7 @@
                 <w:sz w:val="19"/>
                 <w:szCs w:val="19"/>
               </w:rPr>
-              <w:t xml:space="preserve">E comenta ESTREIA que a gente te conta como um dia de gravação dentro da loja transforma a chegada da coleção numa campanha com data.</w:t>
+              <w:t xml:space="preserve">E comenta ESTREIA que a gente te conta como o método transforma a chegada da sua coleção numa campanha com data — do conteúdo à conversa.</w:t>
             </w:r>
           </w:p>
         </w:tc>
@@ -5202,7 +5202,7 @@
                 <w:sz w:val="19"/>
                 <w:szCs w:val="19"/>
               </w:rPr>
-              <w:t xml:space="preserve">O que a gente promete é o que a gente controla: dia de gravação marcado, na sua loja. Número combinado de peças captadas. Do mesmo dia: feed, story e anúncio. E toda segunda-feira, o mesmo relatório, com os mesmos números — inclusive o que não funcionou.</w:t>
+              <w:t xml:space="preserve">O que a gente promete é o que a gente controla: um caminho desenhado pra SUA loja — atração e conversão, da cliente que te descobre à cliente que volta. O trabalho combinado, entregue. E toda segunda-feira, o mesmo relatório, com os mesmos números — inclusive o que não funcionou.</w:t>
             </w:r>
           </w:p>
         </w:tc>
@@ -5227,7 +5227,7 @@
                 <w:sz w:val="16"/>
                 <w:szCs w:val="16"/>
               </w:rPr>
-              <w:t xml:space="preserve">Cartelas dos compromissos, uma a uma. SEM prazo de publicação (gargalo de edição — decisão do posicionamento).</w:t>
+              <w:t xml:space="preserve">Cartelas dos compromissos, uma a uma. SEM prazo/SLA (régua de credibilidade mantida).</w:t>
             </w:r>
           </w:p>
         </w:tc>
@@ -5841,7 +5841,7 @@
                 <w:sz w:val="19"/>
                 <w:szCs w:val="19"/>
               </w:rPr>
-              <w:t xml:space="preserve">Cliente nova custa caro — anúncio, tempo, convencimento. Quem já comprou só precisava de um motivo pra voltar: a peça nova que tem a cara dela.</w:t>
+              <w:t xml:space="preserve">Cliente nova custa caro — anúncio, tempo, convencimento. Quem já comprou só precisava de um motivo pra voltar: a peça nova que tem a cara dela. Essa é a parte do caminho que quase nenhum marketing olha — a venda que nasce de quem já é cliente.</w:t>
             </w:r>
           </w:p>
         </w:tc>
@@ -5866,7 +5866,7 @@
                 <w:sz w:val="16"/>
                 <w:szCs w:val="16"/>
               </w:rPr>
-              <w:t xml:space="preserve">Cartela: “quem já comprou só precisava ser lembrada”. Sem número inventado.</w:t>
+              <w:t xml:space="preserve">Cartela: “o caminho de volta”. Sem número inventado.</w:t>
             </w:r>
           </w:p>
         </w:tc>
@@ -6246,7 +6246,7 @@
                 <w:sz w:val="19"/>
                 <w:szCs w:val="19"/>
               </w:rPr>
-              <w:t xml:space="preserve">A Expansion começou com um colchão no chão. E isso explica por que hoje a gente trabalha dentro da loja dos outros.</w:t>
+              <w:t xml:space="preserve">A Expansion começou com um colchão no chão. E isso explica por que a gente não vende post — vende método.</w:t>
             </w:r>
           </w:p>
         </w:tc>
@@ -6323,7 +6323,7 @@
                 <w:sz w:val="19"/>
                 <w:szCs w:val="19"/>
               </w:rPr>
-              <w:t xml:space="preserve">A gente veio da câmera. Os dois sócios eram filmakers antes de abrir a empresa. E quem já carregou tripé sabe de uma coisa: câmera boa não substitui estar presente. O caimento da peça, a luz da loja, o jeito que a dona fala do produto — isso não se dirige por WhatsApp.</w:t>
+              <w:t xml:space="preserve">A gente veio de baixo e veio da prática: gravando, editando, anunciando, vendendo. E foi vendo a venda de perto que caiu a ficha — post bonito sem caminho não paga boleto de fornecedor.</w:t>
             </w:r>
           </w:p>
         </w:tc>
@@ -6348,7 +6348,7 @@
                 <w:sz w:val="16"/>
                 <w:szCs w:val="16"/>
               </w:rPr>
-              <w:t xml:space="preserve">B-roll: equipamentos, bastidor. A narrativa é DA EMPRESA (sócios a serviço da marca).</w:t>
+              <w:t xml:space="preserve">B-roll: equipamentos, bastidor, rotina. A narrativa é DA EMPRESA (sócios a serviço da marca), sem heroísmo.</w:t>
             </w:r>
           </w:p>
         </w:tc>
@@ -6400,7 +6400,7 @@
                 <w:sz w:val="19"/>
                 <w:szCs w:val="19"/>
               </w:rPr>
-              <w:t xml:space="preserve">Por isso o nosso produto não é post. É presença: equipe dentro da loja, no ritmo da coleção. A assessoria que trabalha de longe devolve pra dona o trabalho mais difícil — a gente foi montado pro contrário.</w:t>
+              <w:t xml:space="preserve">Por isso a Expansion não vende post. Vende método: atrair a cliente certa, converter a conversa que chega, e trazer de volta quem já comprou. Tem plano que leva nossa equipe e câmera pra dentro da loja. Tem plano que roda com o seu celular. O método é o mesmo — e o relatório de segunda também.</w:t>
             </w:r>
           </w:p>
         </w:tc>
@@ -6425,7 +6425,7 @@
                 <w:sz w:val="16"/>
                 <w:szCs w:val="16"/>
               </w:rPr>
-              <w:t xml:space="preserve">Bastidores de dias de loja diferentes.</w:t>
+              <w:t xml:space="preserve">Cartela: DESCOBRE → CONVERSA → COMPRA → VOLTA. Videomaker como recurso de plano.</w:t>
             </w:r>
           </w:p>
         </w:tc>
@@ -6477,7 +6477,7 @@
                 <w:sz w:val="19"/>
                 <w:szCs w:val="19"/>
               </w:rPr>
-              <w:t xml:space="preserve">E é também por isso que a gente não pega toda loja. Loja de roupa feminina, ponto físico, Grande São Paulo — as que dá pra atender de perto, do jeito que a gente acredita.</w:t>
+              <w:t xml:space="preserve">E a gente não pega toda loja. Loja de roupa feminina, com ponto físico — as que o método atende do jeito que a gente acredita.</w:t>
             </w:r>
           </w:p>
         </w:tc>
@@ -6502,7 +6502,7 @@
                 <w:sz w:val="16"/>
                 <w:szCs w:val="16"/>
               </w:rPr>
-              <w:t xml:space="preserve">Filtro real de capacidade — NUNCA escassez encenada (“últimas vagas” é proibido).</w:t>
+              <w:t xml:space="preserve">Filtro real de capacidade — NUNCA escassez encenada. Raio geográfico fora da fala até definição.</w:t>
             </w:r>
           </w:p>
         </w:tc>
@@ -6554,7 +6554,7 @@
                 <w:sz w:val="19"/>
                 <w:szCs w:val="19"/>
               </w:rPr>
-              <w:t xml:space="preserve">Quer ver como isso funciona na prática? Acompanha o próximo DIA DE LOJA aqui no perfil. É a melhor forma de conhecer a gente trabalhando… antes de chamar a gente pra tua loja.</w:t>
+              <w:t xml:space="preserve">Quer ver o método funcionando em loja de verdade? Acompanha o perfil — toda semana tem caso, bastidor e número real aqui.</w:t>
             </w:r>
           </w:p>
         </w:tc>
@@ -6579,7 +6579,7 @@
                 <w:sz w:val="16"/>
                 <w:szCs w:val="16"/>
               </w:rPr>
-              <w:t xml:space="preserve">CTA de seguir/acompanhar a série. Cartela: “DIA DE LOJA · toda semana”.</w:t>
+              <w:t xml:space="preserve">CTA de seguir/acompanhar. Cartela: “toda semana aqui”.</w:t>
             </w:r>
           </w:p>
         </w:tc>
@@ -6599,7 +6599,7 @@
           <w:sz w:val="19"/>
           <w:szCs w:val="19"/>
         </w:rPr>
-        <w:t xml:space="preserve">CAPA: POR QUE A GENTE ENTRA NA LOJA DOS OUTROS</w:t>
+        <w:t xml:space="preserve">CAPA: POR QUE A GENTE NÃO VENDE POST</w:t>
       </w:r>
     </w:p>
     <w:p>
@@ -6616,7 +6616,7 @@
           <w:sz w:val="18"/>
           <w:szCs w:val="18"/>
         </w:rPr>
-        <w:t xml:space="preserve">LEGENDA: A Expansion começou com um colchão no chão — e é por isso que hoje o nosso produto é presença. Acompanha o próximo DIA DE LOJA aqui no perfil: é a melhor forma de ver como a gente trabalha antes de chamar a gente.</w:t>
+        <w:t xml:space="preserve">LEGENDA: A Expansion começou com um colchão no chão — e foi vendo a venda de perto que aprendeu: post bonito sem caminho não paga boleto. Acompanha o perfil: toda semana tem o método funcionando em loja de verdade.</w:t>
       </w:r>
     </w:p>
     <w:p>
